--- a/Políticas/Politica_do_Dicionario_Campfire_Tradutor.docx
+++ b/Políticas/Politica_do_Dicionario_Campfire_Tradutor.docx
@@ -30,7 +30,7 @@
           <w:sz w:val="20"/>
           <w:szCs w:val="20"/>
         </w:rPr>
-        <w:t xml:space="preserve">Última atualização: [DATA]</w:t>
+        <w:t xml:space="preserve">Versão: v0.1 — Rascunho  ·  Data: [DATA]</w:t>
       </w:r>
     </w:p>
     <w:p>

--- a/Políticas/Politica_do_Dicionario_Campfire_Tradutor.docx
+++ b/Políticas/Politica_do_Dicionario_Campfire_Tradutor.docx
@@ -30,7 +30,7 @@
           <w:sz w:val="20"/>
           <w:szCs w:val="20"/>
         </w:rPr>
-        <w:t xml:space="preserve">Versão: v0.1 — Rascunho  ·  Data: [DATA]</w:t>
+        <w:t xml:space="preserve">Versão: v0.2 — Revisão Técnica  ·  Data: [DATA]</w:t>
       </w:r>
     </w:p>
     <w:p>
@@ -49,7 +49,7 @@
           <w:sz w:val="20"/>
           <w:szCs w:val="20"/>
         </w:rPr>
-        <w:t xml:space="preserve">RASCUNHO PARA REVISÃO JURÍDICA — campos entre colchetes [ ] ainda precisam ser confirmados antes da publicação oficial.</w:t>
+        <w:t xml:space="preserve">REVISÃO TÉCNICA (Claude) — aguardando Revisão Jurídica (advogado) para virar v0.3. Campos entre colchetes [ ] ainda precisam ser confirmados.</w:t>
       </w:r>
     </w:p>
     <w:p>
@@ -77,8 +77,6 @@
           <w:rFonts w:ascii="Calibri" w:cs="Calibri" w:eastAsia="Calibri" w:hAnsi="Calibri"/>
           <w:b w:val="false"/>
           <w:bCs w:val="false"/>
-          <w:i w:val="false"/>
-          <w:iCs w:val="false"/>
           <w:sz w:val="22"/>
           <w:szCs w:val="22"/>
         </w:rPr>
@@ -98,37 +96,33 @@
           <w:sz w:val="24"/>
           <w:szCs w:val="24"/>
         </w:rPr>
-        <w:t xml:space="preserve">2. Como as contribuições acontecem</w:t>
-      </w:r>
-    </w:p>
-    <w:p>
-      <w:pPr>
-        <w:spacing w:after="200"/>
-      </w:pPr>
-      <w:r>
-        <w:rPr>
-          <w:rFonts w:ascii="Calibri" w:cs="Calibri" w:eastAsia="Calibri" w:hAnsi="Calibri"/>
-          <w:b w:val="false"/>
-          <w:bCs w:val="false"/>
-          <w:i w:val="false"/>
-          <w:iCs w:val="false"/>
-          <w:sz w:val="22"/>
-          <w:szCs w:val="22"/>
-        </w:rPr>
-        <w:t xml:space="preserve">Enquanto você usa o Aplicativo, segmentos de texto traduzidos pelo Claude (Anthropic) passam por um processo interno — chamado internamente de Campfire Smart Dictionary [nome sugerido, ajuste como preferir] — antes de serem enviados, em segundo plano, ao dicionário público. Esse processo existe para manter a confiabilidade do dicionário, e seus critérios específicos fazem parte do funcionamento interno do Aplicativo.</w:t>
-      </w:r>
-    </w:p>
-    <w:p>
-      <w:pPr>
-        <w:spacing w:after="200"/>
-      </w:pPr>
-      <w:r>
-        <w:rPr>
-          <w:rFonts w:ascii="Calibri" w:cs="Calibri" w:eastAsia="Calibri" w:hAnsi="Calibri"/>
-          <w:b w:val="false"/>
-          <w:bCs w:val="false"/>
-          <w:i w:val="false"/>
-          <w:iCs w:val="false"/>
+        <w:t xml:space="preserve">2. Quais traduções podem contribuir e como funciona a filtragem</w:t>
+      </w:r>
+    </w:p>
+    <w:p>
+      <w:pPr>
+        <w:spacing w:after="200"/>
+      </w:pPr>
+      <w:r>
+        <w:rPr>
+          <w:rFonts w:ascii="Calibri" w:cs="Calibri" w:eastAsia="Calibri" w:hAnsi="Calibri"/>
+          <w:b w:val="false"/>
+          <w:bCs w:val="false"/>
+          <w:sz w:val="22"/>
+          <w:szCs w:val="22"/>
+        </w:rPr>
+        <w:t xml:space="preserve">Nem toda tradução feita no Aplicativo chega a ser contribuída ao dicionário. Somente segmentos traduzidos pelo Claude (Anthropic) — chamado internamente de Campfire Smart Dictionary [nome sugerido, ajuste como preferir] — são elegíveis. Antes de serem enviados ao repositório público, em segundo plano, esses segmentos passam por critérios internos automatizados de qualidade e coerência; os critérios técnicos específicos fazem parte do funcionamento interno do Aplicativo e constituem seu principal diferencial competitivo, não sendo detalhados publicamente.</w:t>
+      </w:r>
+    </w:p>
+    <w:p>
+      <w:pPr>
+        <w:spacing w:after="200"/>
+      </w:pPr>
+      <w:r>
+        <w:rPr>
+          <w:rFonts w:ascii="Calibri" w:cs="Calibri" w:eastAsia="Calibri" w:hAnsi="Calibri"/>
+          <w:b w:val="false"/>
+          <w:bCs w:val="false"/>
           <w:sz w:val="22"/>
           <w:szCs w:val="22"/>
         </w:rPr>
@@ -139,8 +133,6 @@
           <w:rFonts w:ascii="Calibri" w:cs="Calibri" w:eastAsia="Calibri" w:hAnsi="Calibri"/>
           <w:b/>
           <w:bCs/>
-          <w:i w:val="false"/>
-          <w:iCs w:val="false"/>
           <w:sz w:val="22"/>
           <w:szCs w:val="22"/>
         </w:rPr>
@@ -151,53 +143,10 @@
           <w:rFonts w:ascii="Calibri" w:cs="Calibri" w:eastAsia="Calibri" w:hAnsi="Calibri"/>
           <w:b w:val="false"/>
           <w:bCs w:val="false"/>
-          <w:i w:val="false"/>
-          <w:iCs w:val="false"/>
           <w:sz w:val="22"/>
           <w:szCs w:val="22"/>
         </w:rPr>
         <w:t xml:space="preserve"> são contribuídas ao dicionário público — são usadas apenas para gerar o resultado da sua própria tradução, em respeito aos termos de uso desses provedores.</w:t>
-      </w:r>
-    </w:p>
-    <w:p>
-      <w:pPr>
-        <w:spacing w:after="200"/>
-      </w:pPr>
-      <w:r>
-        <w:rPr>
-          <w:rFonts w:ascii="Calibri" w:cs="Calibri" w:eastAsia="Calibri" w:hAnsi="Calibri"/>
-          <w:b w:val="false"/>
-          <w:bCs w:val="false"/>
-          <w:i w:val="false"/>
-          <w:iCs w:val="false"/>
-          <w:sz w:val="22"/>
-          <w:szCs w:val="22"/>
-        </w:rPr>
-        <w:t xml:space="preserve">Atualmente o Aplicativo </w:t>
-      </w:r>
-      <w:r>
-        <w:rPr>
-          <w:rFonts w:ascii="Calibri" w:cs="Calibri" w:eastAsia="Calibri" w:hAnsi="Calibri"/>
-          <w:b/>
-          <w:bCs/>
-          <w:i w:val="false"/>
-          <w:iCs w:val="false"/>
-          <w:sz w:val="22"/>
-          <w:szCs w:val="22"/>
-        </w:rPr>
-        <w:t xml:space="preserve">não oferece</w:t>
-      </w:r>
-      <w:r>
-        <w:rPr>
-          <w:rFonts w:ascii="Calibri" w:cs="Calibri" w:eastAsia="Calibri" w:hAnsi="Calibri"/>
-          <w:b w:val="false"/>
-          <w:bCs w:val="false"/>
-          <w:i w:val="false"/>
-          <w:iCs w:val="false"/>
-          <w:sz w:val="22"/>
-          <w:szCs w:val="22"/>
-        </w:rPr>
-        <w:t xml:space="preserve"> uma opção para desativar essa contribuição automática. [Recomendação: considerar adicionar esse controle no Setup antes do lançamento na Play Store — mesmo sem dados pessoais envolvidos, dar ao usuário controle sobre o que é compartilhado tende a ser bem visto tanto pela LGPD quanto pela revisão da própria loja.]</w:t>
       </w:r>
     </w:p>
     <w:p>
@@ -213,24 +162,22 @@
           <w:sz w:val="24"/>
           <w:szCs w:val="24"/>
         </w:rPr>
-        <w:t xml:space="preserve">3. Natureza pública dos dados</w:t>
-      </w:r>
-    </w:p>
-    <w:p>
-      <w:pPr>
-        <w:spacing w:after="200"/>
-      </w:pPr>
-      <w:r>
-        <w:rPr>
-          <w:rFonts w:ascii="Calibri" w:cs="Calibri" w:eastAsia="Calibri" w:hAnsi="Calibri"/>
-          <w:b w:val="false"/>
-          <w:bCs w:val="false"/>
-          <w:i w:val="false"/>
-          <w:iCs w:val="false"/>
-          <w:sz w:val="22"/>
-          <w:szCs w:val="22"/>
-        </w:rPr>
-        <w:t xml:space="preserve">Tudo que é contribuído ao dicionário:</w:t>
+        <w:t xml:space="preserve">3. Quando um par é descartado ou removido</w:t>
+      </w:r>
+    </w:p>
+    <w:p>
+      <w:pPr>
+        <w:spacing w:after="200"/>
+      </w:pPr>
+      <w:r>
+        <w:rPr>
+          <w:rFonts w:ascii="Calibri" w:cs="Calibri" w:eastAsia="Calibri" w:hAnsi="Calibri"/>
+          <w:b w:val="false"/>
+          <w:bCs w:val="false"/>
+          <w:sz w:val="22"/>
+          <w:szCs w:val="22"/>
+        </w:rPr>
+        <w:t xml:space="preserve">Um par de tradução pode deixar de ser incluído (ou ser removido após inclusão) quando:</w:t>
       </w:r>
     </w:p>
     <w:p>
@@ -247,12 +194,10 @@
           <w:rFonts w:ascii="Calibri" w:cs="Calibri" w:eastAsia="Calibri" w:hAnsi="Calibri"/>
           <w:b w:val="false"/>
           <w:bCs w:val="false"/>
-          <w:i w:val="false"/>
-          <w:iCs w:val="false"/>
-          <w:sz w:val="22"/>
-          <w:szCs w:val="22"/>
-        </w:rPr>
-        <w:t xml:space="preserve">É público, publicado em um repositório aberto no GitHub, sob backup automático diário;</w:t>
+          <w:sz w:val="22"/>
+          <w:szCs w:val="22"/>
+        </w:rPr>
+        <w:t xml:space="preserve">Não atende aos critérios automatizados de qualidade e coerência mencionados na Seção 2;</w:t>
       </w:r>
     </w:p>
     <w:p>
@@ -269,12 +214,10 @@
           <w:rFonts w:ascii="Calibri" w:cs="Calibri" w:eastAsia="Calibri" w:hAnsi="Calibri"/>
           <w:b w:val="false"/>
           <w:bCs w:val="false"/>
-          <w:i w:val="false"/>
-          <w:iCs w:val="false"/>
-          <w:sz w:val="22"/>
-          <w:szCs w:val="22"/>
-        </w:rPr>
-        <w:t xml:space="preserve">Contém apenas o par texto original/tradução — o Aplicativo é projetado para não incluir nomes, e-mails, chaves de API ou outros dados que identifiquem o usuário que gerou a contribuição, mas como o conteúdo de origem é escolhido pelo próprio usuário, não é possível garantir de forma absoluta que nenhum segmento contenha, incidentalmente, algo desse tipo;</w:t>
+          <w:sz w:val="22"/>
+          <w:szCs w:val="22"/>
+        </w:rPr>
+        <w:t xml:space="preserve">Aparenta conter dados pessoais ou informações sensíveis (ver Seção 4);</w:t>
       </w:r>
     </w:p>
     <w:p>
@@ -291,12 +234,65 @@
           <w:rFonts w:ascii="Calibri" w:cs="Calibri" w:eastAsia="Calibri" w:hAnsi="Calibri"/>
           <w:b w:val="false"/>
           <w:bCs w:val="false"/>
-          <w:i w:val="false"/>
-          <w:iCs w:val="false"/>
-          <w:sz w:val="22"/>
-          <w:szCs w:val="22"/>
-        </w:rPr>
-        <w:t xml:space="preserve">Pode ser usado, consultado, copiado ou redistribuído por qualquer pessoa, sem restrições, sob a licença CC0 1.0 Universal (domínio público) do repositório github.com/Shirogoldboy/campfire-dictionary.</w:t>
+          <w:sz w:val="22"/>
+          <w:szCs w:val="22"/>
+        </w:rPr>
+        <w:t xml:space="preserve">É objeto de notificação procedente de violação de direitos autorais, nos termos do Aviso de Direitos Autorais;</w:t>
+      </w:r>
+    </w:p>
+    <w:p>
+      <w:pPr>
+        <w:pStyle w:val="ListParagraph"/>
+        <w:numPr>
+          <w:ilvl w:val="0"/>
+          <w:numId w:val="2"/>
+        </w:numPr>
+        <w:spacing w:after="120"/>
+      </w:pPr>
+      <w:r>
+        <w:rPr>
+          <w:rFonts w:ascii="Calibri" w:cs="Calibri" w:eastAsia="Calibri" w:hAnsi="Calibri"/>
+          <w:b w:val="false"/>
+          <w:bCs w:val="false"/>
+          <w:sz w:val="22"/>
+          <w:szCs w:val="22"/>
+        </w:rPr>
+        <w:t xml:space="preserve">É reportado como incorreto e a correção justifica a remoção (ver Seção 7).</w:t>
+      </w:r>
+    </w:p>
+    <w:p>
+      <w:pPr>
+        <w:spacing w:after="200"/>
+      </w:pPr>
+      <w:r>
+        <w:rPr>
+          <w:rFonts w:ascii="Calibri" w:cs="Calibri" w:eastAsia="Calibri" w:hAnsi="Calibri"/>
+          <w:b w:val="false"/>
+          <w:bCs w:val="false"/>
+          <w:sz w:val="22"/>
+          <w:szCs w:val="22"/>
+        </w:rPr>
+        <w:t xml:space="preserve">Atualmente o Aplicativo </w:t>
+      </w:r>
+      <w:r>
+        <w:rPr>
+          <w:rFonts w:ascii="Calibri" w:cs="Calibri" w:eastAsia="Calibri" w:hAnsi="Calibri"/>
+          <w:b/>
+          <w:bCs/>
+          <w:sz w:val="22"/>
+          <w:szCs w:val="22"/>
+        </w:rPr>
+        <w:t xml:space="preserve">não oferece</w:t>
+      </w:r>
+      <w:r>
+        <w:rPr>
+          <w:rFonts w:ascii="Calibri" w:cs="Calibri" w:eastAsia="Calibri" w:hAnsi="Calibri"/>
+          <w:b w:val="false"/>
+          <w:bCs w:val="false"/>
+          <w:sz w:val="22"/>
+          <w:szCs w:val="22"/>
+        </w:rPr>
+        <w:t xml:space="preserve"> ao usuário uma opção para desativar a contribuição automática ao dicionário. [Recomendação: considerar adicionar esse controle no Setup antes do lançamento na Play Store.]</w:t>
       </w:r>
     </w:p>
     <w:p>
@@ -312,24 +308,97 @@
           <w:sz w:val="24"/>
           <w:szCs w:val="24"/>
         </w:rPr>
-        <w:t xml:space="preserve">4. Conteúdo protegido por direitos autorais</w:t>
-      </w:r>
-    </w:p>
-    <w:p>
-      <w:pPr>
-        <w:spacing w:after="200"/>
-      </w:pPr>
-      <w:r>
-        <w:rPr>
-          <w:rFonts w:ascii="Calibri" w:cs="Calibri" w:eastAsia="Calibri" w:hAnsi="Calibri"/>
-          <w:b w:val="false"/>
-          <w:bCs w:val="false"/>
-          <w:i w:val="false"/>
-          <w:iCs w:val="false"/>
-          <w:sz w:val="22"/>
-          <w:szCs w:val="22"/>
-        </w:rPr>
-        <w:t xml:space="preserve">Ao traduzir arquivos com o Aplicativo, você é responsável por ter os direitos ou a autorização necessária sobre o conteúdo original. Caso um segmento de texto contribuído ao dicionário constitua violação de direitos autorais de terceiros, veja o processo de notificação no Aviso de Direitos Autorais.</w:t>
+        <w:t xml:space="preserve">4. Natureza pública dos dados e propriedade das contribuições</w:t>
+      </w:r>
+    </w:p>
+    <w:p>
+      <w:pPr>
+        <w:spacing w:after="200"/>
+      </w:pPr>
+      <w:r>
+        <w:rPr>
+          <w:rFonts w:ascii="Calibri" w:cs="Calibri" w:eastAsia="Calibri" w:hAnsi="Calibri"/>
+          <w:b w:val="false"/>
+          <w:bCs w:val="false"/>
+          <w:sz w:val="22"/>
+          <w:szCs w:val="22"/>
+        </w:rPr>
+        <w:t xml:space="preserve">Tudo que é contribuído ao dicionário:</w:t>
+      </w:r>
+    </w:p>
+    <w:p>
+      <w:pPr>
+        <w:pStyle w:val="ListParagraph"/>
+        <w:numPr>
+          <w:ilvl w:val="0"/>
+          <w:numId w:val="2"/>
+        </w:numPr>
+        <w:spacing w:after="120"/>
+      </w:pPr>
+      <w:r>
+        <w:rPr>
+          <w:rFonts w:ascii="Calibri" w:cs="Calibri" w:eastAsia="Calibri" w:hAnsi="Calibri"/>
+          <w:b w:val="false"/>
+          <w:bCs w:val="false"/>
+          <w:sz w:val="22"/>
+          <w:szCs w:val="22"/>
+        </w:rPr>
+        <w:t xml:space="preserve">É público, publicado em um repositório aberto no GitHub, sob backup automático diário;</w:t>
+      </w:r>
+    </w:p>
+    <w:p>
+      <w:pPr>
+        <w:pStyle w:val="ListParagraph"/>
+        <w:numPr>
+          <w:ilvl w:val="0"/>
+          <w:numId w:val="2"/>
+        </w:numPr>
+        <w:spacing w:after="120"/>
+      </w:pPr>
+      <w:r>
+        <w:rPr>
+          <w:rFonts w:ascii="Calibri" w:cs="Calibri" w:eastAsia="Calibri" w:hAnsi="Calibri"/>
+          <w:b w:val="false"/>
+          <w:bCs w:val="false"/>
+          <w:sz w:val="22"/>
+          <w:szCs w:val="22"/>
+        </w:rPr>
+        <w:t xml:space="preserve">Contém apenas o par texto original/tradução — o Aplicativo é projetado para não incluir nomes, e-mails, chaves de API ou outros dados que identifiquem o usuário que gerou a contribuição, mas como o conteúdo de origem é escolhido pelo próprio usuário, não é possível garantir de forma absoluta que nenhum segmento contenha, incidentalmente, algo desse tipo;</w:t>
+      </w:r>
+    </w:p>
+    <w:p>
+      <w:pPr>
+        <w:pStyle w:val="ListParagraph"/>
+        <w:numPr>
+          <w:ilvl w:val="0"/>
+          <w:numId w:val="2"/>
+        </w:numPr>
+        <w:spacing w:after="120"/>
+      </w:pPr>
+      <w:r>
+        <w:rPr>
+          <w:rFonts w:ascii="Calibri" w:cs="Calibri" w:eastAsia="Calibri" w:hAnsi="Calibri"/>
+          <w:b w:val="false"/>
+          <w:bCs w:val="false"/>
+          <w:sz w:val="22"/>
+          <w:szCs w:val="22"/>
+        </w:rPr>
+        <w:t xml:space="preserve">Pode ser usado, consultado, copiado ou redistribuído por qualquer pessoa, sem restrições, sob a licença CC0 1.0 Universal (domínio público) do repositório github.com/Shirogoldboy/campfire-dictionary.</w:t>
+      </w:r>
+    </w:p>
+    <w:p>
+      <w:pPr>
+        <w:spacing w:after="200"/>
+      </w:pPr>
+      <w:r>
+        <w:rPr>
+          <w:rFonts w:ascii="Calibri" w:cs="Calibri" w:eastAsia="Calibri" w:hAnsi="Calibri"/>
+          <w:b w:val="false"/>
+          <w:bCs w:val="false"/>
+          <w:sz w:val="22"/>
+          <w:szCs w:val="22"/>
+        </w:rPr>
+        <w:t xml:space="preserve">Ao usar o Aplicativo, você reconhece que não retém, cede a terceiros ou reivindica qualquer direito de propriedade, exclusividade, atribuição ou remuneração sobre os segmentos que eventualmente contribuir ao dicionário — ver também os Termos de Uso, Seção 7.</w:t>
       </w:r>
     </w:p>
     <w:p>
@@ -345,24 +414,22 @@
           <w:sz w:val="24"/>
           <w:szCs w:val="24"/>
         </w:rPr>
-        <w:t xml:space="preserve">5. Qualidade e correções</w:t>
-      </w:r>
-    </w:p>
-    <w:p>
-      <w:pPr>
-        <w:spacing w:after="200"/>
-      </w:pPr>
-      <w:r>
-        <w:rPr>
-          <w:rFonts w:ascii="Calibri" w:cs="Calibri" w:eastAsia="Calibri" w:hAnsi="Calibri"/>
-          <w:b w:val="false"/>
-          <w:bCs w:val="false"/>
-          <w:i w:val="false"/>
-          <w:iCs w:val="false"/>
-          <w:sz w:val="22"/>
-          <w:szCs w:val="22"/>
-        </w:rPr>
-        <w:t xml:space="preserve">O dicionário é mantido por contribuições automáticas de todos os usuários do Aplicativo. Isso significa que ele pode conter, ocasionalmente, traduções imprecisas. Se você encontrar uma entrada incorreta, pode reportar pelo e-mail caiofabianodbz2@gmail.com ou, por ser um repositório público no GitHub, abrir uma issue ou pull request diretamente no repositório do dicionário.</w:t>
+        <w:t xml:space="preserve">5. Transparência</w:t>
+      </w:r>
+    </w:p>
+    <w:p>
+      <w:pPr>
+        <w:spacing w:after="200"/>
+      </w:pPr>
+      <w:r>
+        <w:rPr>
+          <w:rFonts w:ascii="Calibri" w:cs="Calibri" w:eastAsia="Calibri" w:hAnsi="Calibri"/>
+          <w:b w:val="false"/>
+          <w:bCs w:val="false"/>
+          <w:sz w:val="22"/>
+          <w:szCs w:val="22"/>
+        </w:rPr>
+        <w:t xml:space="preserve">Por ser um repositório público no GitHub, qualquer pessoa — incluindo você — pode inspecionar diretamente o conteúdo do dicionário colaborativo a qualquer momento, sem depender desta Política ou de qualquer canal de atendimento: basta acessar github.com/Shirogoldboy/campfire-dictionary.</w:t>
       </w:r>
     </w:p>
     <w:p>
@@ -378,24 +445,22 @@
           <w:sz w:val="24"/>
           <w:szCs w:val="24"/>
         </w:rPr>
-        <w:t xml:space="preserve">6. Sem garantias</w:t>
-      </w:r>
-    </w:p>
-    <w:p>
-      <w:pPr>
-        <w:spacing w:after="200"/>
-      </w:pPr>
-      <w:r>
-        <w:rPr>
-          <w:rFonts w:ascii="Calibri" w:cs="Calibri" w:eastAsia="Calibri" w:hAnsi="Calibri"/>
-          <w:b w:val="false"/>
-          <w:bCs w:val="false"/>
-          <w:i w:val="false"/>
-          <w:iCs w:val="false"/>
-          <w:sz w:val="22"/>
-          <w:szCs w:val="22"/>
-        </w:rPr>
-        <w:t xml:space="preserve">O dicionário colaborativo é fornecido "como está", sem garantia de exatidão. Seu uso está sujeito às mesmas isenções de garantia descritas nos Termos de Uso.</w:t>
+        <w:t xml:space="preserve">6. Conteúdo protegido por direitos autorais</w:t>
+      </w:r>
+    </w:p>
+    <w:p>
+      <w:pPr>
+        <w:spacing w:after="200"/>
+      </w:pPr>
+      <w:r>
+        <w:rPr>
+          <w:rFonts w:ascii="Calibri" w:cs="Calibri" w:eastAsia="Calibri" w:hAnsi="Calibri"/>
+          <w:b w:val="false"/>
+          <w:bCs w:val="false"/>
+          <w:sz w:val="22"/>
+          <w:szCs w:val="22"/>
+        </w:rPr>
+        <w:t xml:space="preserve">Ao traduzir arquivos com o Aplicativo, você é responsável por ter os direitos ou a autorização necessária sobre o conteúdo original. Caso um segmento de texto contribuído ao dicionário constitua violação de direitos autorais de terceiros, veja o processo de notificação no Aviso de Direitos Autorais.</w:t>
       </w:r>
     </w:p>
     <w:p>
@@ -411,20 +476,80 @@
           <w:sz w:val="24"/>
           <w:szCs w:val="24"/>
         </w:rPr>
-        <w:t xml:space="preserve">7. Contato</w:t>
-      </w:r>
-    </w:p>
-    <w:p>
-      <w:pPr>
-        <w:spacing w:after="200"/>
-      </w:pPr>
-      <w:r>
-        <w:rPr>
-          <w:rFonts w:ascii="Calibri" w:cs="Calibri" w:eastAsia="Calibri" w:hAnsi="Calibri"/>
-          <w:b w:val="false"/>
-          <w:bCs w:val="false"/>
-          <w:i w:val="false"/>
-          <w:iCs w:val="false"/>
+        <w:t xml:space="preserve">7. Qualidade e correções</w:t>
+      </w:r>
+    </w:p>
+    <w:p>
+      <w:pPr>
+        <w:spacing w:after="200"/>
+      </w:pPr>
+      <w:r>
+        <w:rPr>
+          <w:rFonts w:ascii="Calibri" w:cs="Calibri" w:eastAsia="Calibri" w:hAnsi="Calibri"/>
+          <w:b w:val="false"/>
+          <w:bCs w:val="false"/>
+          <w:sz w:val="22"/>
+          <w:szCs w:val="22"/>
+        </w:rPr>
+        <w:t xml:space="preserve">O dicionário é mantido por contribuições automáticas de todos os usuários do Aplicativo. Isso significa que ele pode conter, ocasionalmente, traduções imprecisas. Se você encontrar uma entrada incorreta, pode reportar pelo e-mail caiofabianodbz2@gmail.com ou, por ser um repositório público no GitHub, abrir uma issue ou pull request diretamente no repositório do dicionário.</w:t>
+      </w:r>
+    </w:p>
+    <w:p>
+      <w:pPr>
+        <w:pStyle w:val="Heading1"/>
+        <w:spacing w:after="200" w:before="360"/>
+      </w:pPr>
+      <w:r>
+        <w:rPr>
+          <w:rFonts w:ascii="Calibri" w:cs="Calibri" w:eastAsia="Calibri" w:hAnsi="Calibri"/>
+          <w:b/>
+          <w:bCs/>
+          <w:sz w:val="24"/>
+          <w:szCs w:val="24"/>
+        </w:rPr>
+        <w:t xml:space="preserve">8. Sem garantias</w:t>
+      </w:r>
+    </w:p>
+    <w:p>
+      <w:pPr>
+        <w:spacing w:after="200"/>
+      </w:pPr>
+      <w:r>
+        <w:rPr>
+          <w:rFonts w:ascii="Calibri" w:cs="Calibri" w:eastAsia="Calibri" w:hAnsi="Calibri"/>
+          <w:b w:val="false"/>
+          <w:bCs w:val="false"/>
+          <w:sz w:val="22"/>
+          <w:szCs w:val="22"/>
+        </w:rPr>
+        <w:t xml:space="preserve">O dicionário colaborativo é fornecido "como está", sem garantia de exatidão. Seu uso está sujeito às mesmas isenções de garantia descritas nos Termos de Uso.</w:t>
+      </w:r>
+    </w:p>
+    <w:p>
+      <w:pPr>
+        <w:pStyle w:val="Heading1"/>
+        <w:spacing w:after="200" w:before="360"/>
+      </w:pPr>
+      <w:r>
+        <w:rPr>
+          <w:rFonts w:ascii="Calibri" w:cs="Calibri" w:eastAsia="Calibri" w:hAnsi="Calibri"/>
+          <w:b/>
+          <w:bCs/>
+          <w:sz w:val="24"/>
+          <w:szCs w:val="24"/>
+        </w:rPr>
+        <w:t xml:space="preserve">9. Contato</w:t>
+      </w:r>
+    </w:p>
+    <w:p>
+      <w:pPr>
+        <w:spacing w:after="200"/>
+      </w:pPr>
+      <w:r>
+        <w:rPr>
+          <w:rFonts w:ascii="Calibri" w:cs="Calibri" w:eastAsia="Calibri" w:hAnsi="Calibri"/>
+          <w:b w:val="false"/>
+          <w:bCs w:val="false"/>
           <w:sz w:val="22"/>
           <w:szCs w:val="22"/>
         </w:rPr>

--- a/Políticas/Politica_do_Dicionario_Campfire_Tradutor.docx
+++ b/Políticas/Politica_do_Dicionario_Campfire_Tradutor.docx
@@ -49,7 +49,7 @@
           <w:sz w:val="20"/>
           <w:szCs w:val="20"/>
         </w:rPr>
-        <w:t xml:space="preserve">REVISÃO TÉCNICA (Claude) — aguardando Revisão Jurídica (advogado) para virar v0.3. Campos entre colchetes [ ] ainda precisam ser confirmados.</w:t>
+        <w:t xml:space="preserve">REVISÃO TÉCNICA (Claude) — aguardando Revisão Jurídica (advogado) para virar v0.3.</w:t>
       </w:r>
     </w:p>
     <w:p>
@@ -272,27 +272,7 @@
           <w:sz w:val="22"/>
           <w:szCs w:val="22"/>
         </w:rPr>
-        <w:t xml:space="preserve">Atualmente o Aplicativo </w:t>
-      </w:r>
-      <w:r>
-        <w:rPr>
-          <w:rFonts w:ascii="Calibri" w:cs="Calibri" w:eastAsia="Calibri" w:hAnsi="Calibri"/>
-          <w:b/>
-          <w:bCs/>
-          <w:sz w:val="22"/>
-          <w:szCs w:val="22"/>
-        </w:rPr>
-        <w:t xml:space="preserve">não oferece</w:t>
-      </w:r>
-      <w:r>
-        <w:rPr>
-          <w:rFonts w:ascii="Calibri" w:cs="Calibri" w:eastAsia="Calibri" w:hAnsi="Calibri"/>
-          <w:b w:val="false"/>
-          <w:bCs w:val="false"/>
-          <w:sz w:val="22"/>
-          <w:szCs w:val="22"/>
-        </w:rPr>
-        <w:t xml:space="preserve"> ao usuário uma opção para desativar a contribuição automática ao dicionário. [Recomendação: considerar adicionar esse controle no Setup antes do lançamento na Play Store.]</w:t>
+        <w:t xml:space="preserve">Você pode desativar essa contribuição automática a qualquer momento na tela de configuração do Aplicativo (Setup → "Dicionário Colaborativo"). A preferência é salva localmente no seu dispositivo e vale para todas as traduções futuras enquanto estiver desativada.</w:t>
       </w:r>
     </w:p>
     <w:p>
@@ -739,18 +719,6 @@
       <w:lvlJc w:val="left"/>
       <w:pPr>
         <w:ind w:left="504" w:hanging="288"/>
-      </w:pPr>
-    </w:lvl>
-  </w:abstractNum>
-  <w:abstractNum w:abstractNumId="3" w15:restartNumberingAfterBreak="0">
-    <w:multiLevelType w:val="hybridMultilevel"/>
-    <w:lvl w:ilvl="0" w15:tentative="1">
-      <w:start w:val="1"/>
-      <w:numFmt w:val="decimal"/>
-      <w:lvlText w:val="%1."/>
-      <w:lvlJc w:val="left"/>
-      <w:pPr>
-        <w:ind w:left="576" w:hanging="360"/>
       </w:pPr>
     </w:lvl>
   </w:abstractNum>
